--- a/docs/user/Install_AutoCAD_2024.docx
+++ b/docs/user/Install_AutoCAD_2024.docx
@@ -25,14 +25,14 @@
           <w:b/>
           <w:i w:val="0"/>
         </w:rPr>
-        <w:t>Начинайте после получения от Дениса номера исправленного выпуска.</w:t>
+        <w:t>Устанавливайте выпуск build-106.</w:t>
       </w:r>
       <w:r>
         <w:rPr>
           <w:b w:val="0"/>
           <w:i w:val="0"/>
         </w:rPr>
-        <w:t xml:space="preserve"> Выпуск №105 не содержит последующих исправлений расчёта и старых зон. Номер нового выпуска будет указан при его публикации.</w:t>
+        <w:t xml:space="preserve"> Он содержит исправления расчёта у окон и принятие старых зон. Прежний выпуск №105 этих исправлений не содержит.</w:t>
       </w:r>
     </w:p>
     <w:p>
@@ -67,7 +67,7 @@
             <w:color w:val="000000"/>
             <w:u w:val="single"/>
           </w:rPr>
-          <w:t>выпуски проекта на GitHub</w:t>
+          <w:t>выпуск build-106 на GitHub</w:t>
         </w:r>
       </w:hyperlink>
       <w:r>
@@ -94,21 +94,21 @@
           <w:b w:val="0"/>
           <w:i w:val="0"/>
         </w:rPr>
-        <w:t xml:space="preserve">Найдите выпуск </w:t>
+        <w:t xml:space="preserve">Проверьте номер </w:t>
       </w:r>
       <w:r>
         <w:rPr>
           <w:b/>
           <w:i w:val="0"/>
         </w:rPr>
-        <w:t>build-N с номером, который прислал Денис</w:t>
+        <w:t>build-106</w:t>
       </w:r>
       <w:r>
         <w:rPr>
           <w:b w:val="0"/>
           <w:i w:val="0"/>
         </w:rPr>
-        <w:t xml:space="preserve">. Не выбирайте другой номер только потому, что он помечен Latest. Раскройте раздел </w:t>
+        <w:t xml:space="preserve"> в заголовке страницы. Не выбирайте другой номер только потому, что он помечен Latest. Раскройте раздел </w:t>
       </w:r>
       <w:r>
         <w:rPr>

--- a/docs/user/Install_AutoCAD_2024.docx
+++ b/docs/user/Install_AutoCAD_2024.docx
@@ -25,14 +25,14 @@
           <w:b/>
           <w:i w:val="0"/>
         </w:rPr>
-        <w:t>Устанавливайте выпуск build-106.</w:t>
+        <w:t>Устанавливайте выпуск build-107.</w:t>
       </w:r>
       <w:r>
         <w:rPr>
           <w:b w:val="0"/>
           <w:i w:val="0"/>
         </w:rPr>
-        <w:t xml:space="preserve"> Он содержит исправления расчёта у окон и принятие старых зон. Прежний выпуск №105 этих исправлений не содержит.</w:t>
+        <w:t xml:space="preserve"> Исправлен отказ №106 на коротких участках у окон. Такие участки строятся с красными пометками; причины доступны в F2 и ведомости подсистемы. Пометка требует проверки инженером.</w:t>
       </w:r>
     </w:p>
     <w:p>
@@ -67,7 +67,7 @@
             <w:color w:val="000000"/>
             <w:u w:val="single"/>
           </w:rPr>
-          <w:t>выпуск build-106 на GitHub</w:t>
+          <w:t>выпуск build-107 на GitHub</w:t>
         </w:r>
       </w:hyperlink>
       <w:r>
@@ -101,7 +101,7 @@
           <w:b/>
           <w:i w:val="0"/>
         </w:rPr>
-        <w:t>build-106</w:t>
+        <w:t>build-107</w:t>
       </w:r>
       <w:r>
         <w:rPr>
@@ -777,7 +777,7 @@
             <w:color w:val="000000"/>
             <w:u w:val="single"/>
           </w:rPr>
-          <w:t>полному руководству</w:t>
+          <w:t>полному руководству выпуска 107</w:t>
         </w:r>
       </w:hyperlink>
       <w:r>

--- a/docs/user/Install_AutoCAD_2024.docx
+++ b/docs/user/Install_AutoCAD_2024.docx
@@ -25,14 +25,14 @@
           <w:b/>
           <w:i w:val="0"/>
         </w:rPr>
-        <w:t>Устанавливайте выпуск build-107.</w:t>
+        <w:t>Устанавливайте выпуск build-108.</w:t>
       </w:r>
       <w:r>
         <w:rPr>
           <w:b w:val="0"/>
           <w:i w:val="0"/>
         </w:rPr>
-        <w:t xml:space="preserve"> Исправлен отказ №106 на коротких участках у окон. Такие участки строятся с красными пометками; причины доступны в F2 и ведомости подсистемы. Пометка требует проверки инженером.</w:t>
+        <w:t xml:space="preserve"> Исправлены отказ ATFZONE на дробных координатах и ошибка ATTILE на прямоугольном образце со штриховкой по границе из отрезков. Красные пометки непроверенных участков подсистемы сохранены; они требуют проверки инженером.</w:t>
       </w:r>
     </w:p>
     <w:p>
@@ -67,7 +67,7 @@
             <w:color w:val="000000"/>
             <w:u w:val="single"/>
           </w:rPr>
-          <w:t>выпуск build-107 на GitHub</w:t>
+          <w:t>выпуск build-108 на GitHub</w:t>
         </w:r>
       </w:hyperlink>
       <w:r>
@@ -101,7 +101,7 @@
           <w:b/>
           <w:i w:val="0"/>
         </w:rPr>
-        <w:t>build-107</w:t>
+        <w:t>build-108</w:t>
       </w:r>
       <w:r>
         <w:rPr>
@@ -725,41 +725,11 @@
           <w:b w:val="0"/>
           <w:i w:val="0"/>
         </w:rPr>
-        <w:t xml:space="preserve">На пустом сохранённом учебном DWG найдите вкладку </w:t>
+        <w:t xml:space="preserve">На копии того же DWG повторите </w:t>
       </w:r>
       <w:r>
         <w:rPr>
           <w:b/>
-          <w:i w:val="0"/>
-        </w:rPr>
-        <w:t>Фасады</w:t>
-      </w:r>
-      <w:r>
-        <w:rPr>
-          <w:b w:val="0"/>
-          <w:i w:val="0"/>
-        </w:rPr>
-        <w:t xml:space="preserve">. Введите </w:t>
-      </w:r>
-      <w:r>
-        <w:rPr>
-          <w:rFonts w:ascii="Arial" w:hAnsi="Arial"/>
-          <w:b w:val="0"/>
-          <w:i w:val="0"/>
-        </w:rPr>
-        <w:t>ATFPROJECT</w:t>
-      </w:r>
-      <w:r>
-        <w:rPr>
-          <w:b w:val="0"/>
-          <w:i w:val="0"/>
-        </w:rPr>
-        <w:t xml:space="preserve">, откройте параметры и закройте окно кнопкой Отмена. Затем проверьте </w:t>
-      </w:r>
-      <w:r>
-        <w:rPr>
-          <w:rFonts w:ascii="Arial" w:hAnsi="Arial"/>
-          <w:b w:val="0"/>
           <w:i w:val="0"/>
         </w:rPr>
         <w:t>ATFZONE</w:t>
@@ -769,7 +739,21 @@
           <w:b w:val="0"/>
           <w:i w:val="0"/>
         </w:rPr>
-        <w:t xml:space="preserve"> и также отмените команду. Это проверка загрузки; работу на фасаде проходите по </w:t>
+        <w:t xml:space="preserve"> с прежними контурами, затем </w:t>
+      </w:r>
+      <w:r>
+        <w:rPr>
+          <w:b/>
+          <w:i w:val="0"/>
+        </w:rPr>
+        <w:t>ATTILE</w:t>
+      </w:r>
+      <w:r>
+        <w:rPr>
+          <w:b w:val="0"/>
+          <w:i w:val="0"/>
+        </w:rPr>
+        <w:t xml:space="preserve"> с прежним образцом. Сохраните результат, полностью перезапустите AutoCAD и повторите обе команды. При сбое передайте текст F2 и номер сборки. Остальные проверки — в </w:t>
       </w:r>
       <w:hyperlink r:id="rId11">
         <w:r>
@@ -777,7 +761,7 @@
             <w:color w:val="000000"/>
             <w:u w:val="single"/>
           </w:rPr>
-          <w:t>полному руководству выпуска 107</w:t>
+          <w:t>полном руководстве выпуска 108</w:t>
         </w:r>
       </w:hyperlink>
       <w:r>
@@ -962,6 +946,32 @@
       </w:pPr>
       <w:r>
         <w:t>Если возникла проблема</w:t>
+      </w:r>
+    </w:p>
+    <w:p>
+      <w:pPr>
+        <w:ind w:left="288" w:hanging="288"/>
+      </w:pPr>
+      <w:r>
+        <w:rPr>
+          <w:b w:val="0"/>
+          <w:i w:val="0"/>
+        </w:rPr>
+        <w:t xml:space="preserve">• </w:t>
+      </w:r>
+      <w:r>
+        <w:rPr>
+          <w:b/>
+          <w:i w:val="0"/>
+        </w:rPr>
+        <w:t>Панель снова пропала.</w:t>
+      </w:r>
+      <w:r>
+        <w:rPr>
+          <w:b w:val="0"/>
+          <w:i w:val="0"/>
+        </w:rPr>
+        <w:t xml:space="preserve"> Скопируйте F2 после запуска и укажите, какая панель отсутствует. Причина ещё не подтверждена; в выпуске 108 добавлена диагностика загрузки панелей.</w:t>
       </w:r>
     </w:p>
     <w:p>

--- a/docs/user/Install_AutoCAD_2024.docx
+++ b/docs/user/Install_AutoCAD_2024.docx
@@ -25,14 +25,14 @@
           <w:b/>
           <w:i w:val="0"/>
         </w:rPr>
-        <w:t>Устанавливайте выпуск build-108.</w:t>
+        <w:t>Редакция от 6 октября 2026 года. Устанавливайте выпуск build-109.</w:t>
       </w:r>
       <w:r>
         <w:rPr>
           <w:b w:val="0"/>
           <w:i w:val="0"/>
         </w:rPr>
-        <w:t xml:space="preserve"> Исправлены отказ ATFZONE на дробных координатах и ошибка ATTILE на прямоугольном образце со штриховкой по границе из отрезков. Красные пометки непроверенных участков подсистемы сохранены; они требуют проверки инженером.</w:t>
+        <w:t xml:space="preserve"> В него включены исправления зон и облицовки, торцов направляющих у окон, резки хлыстов, боковых стоек верхних окон и дробных переносов фасада. Добавлены команды тестовой библиотеки динамических узлов. Красные пометки непроверенных участков требуют проверки инженером; работа нового узла в живом AutoCAD ещё должна быть проверена по полному руководству.</w:t>
       </w:r>
     </w:p>
     <w:p>
@@ -67,7 +67,7 @@
             <w:color w:val="000000"/>
             <w:u w:val="single"/>
           </w:rPr>
-          <w:t>выпуск build-108 на GitHub</w:t>
+          <w:t>выпуск build-109 на GitHub</w:t>
         </w:r>
       </w:hyperlink>
       <w:r>
@@ -101,7 +101,7 @@
           <w:b/>
           <w:i w:val="0"/>
         </w:rPr>
-        <w:t>build-108</w:t>
+        <w:t>build-109</w:t>
       </w:r>
       <w:r>
         <w:rPr>
@@ -216,7 +216,7 @@
                 <w:b/>
                 <w:i w:val="0"/>
               </w:rPr>
-              <w:t>Файл</w:t>
+              <w:t>Скачать файл</w:t>
             </w:r>
           </w:p>
         </w:tc>
@@ -253,14 +253,15 @@
             <w:pPr>
               <w:spacing w:after="40" w:before="40" w:line="240" w:lineRule="auto"/>
             </w:pPr>
-            <w:r>
-              <w:rPr>
-                <w:rFonts w:ascii="Arial" w:hAnsi="Arial"/>
-                <w:b w:val="0"/>
-                <w:i w:val="0"/>
-              </w:rPr>
-              <w:t>AFacades.bundle.zip</w:t>
-            </w:r>
+            <w:hyperlink r:id="rId11">
+              <w:r>
+                <w:rPr>
+                  <w:color w:val="000000"/>
+                  <w:u w:val="single"/>
+                </w:rPr>
+                <w:t>AFacades.bundle.zip</w:t>
+              </w:r>
+            </w:hyperlink>
           </w:p>
         </w:tc>
         <w:tc>
@@ -295,14 +296,15 @@
             <w:pPr>
               <w:spacing w:after="40" w:before="40" w:line="240" w:lineRule="auto"/>
             </w:pPr>
-            <w:r>
-              <w:rPr>
-                <w:rFonts w:ascii="Arial" w:hAnsi="Arial"/>
-                <w:b w:val="0"/>
-                <w:i w:val="0"/>
-              </w:rPr>
-              <w:t>AClad.bundle.zip</w:t>
-            </w:r>
+            <w:hyperlink r:id="rId12">
+              <w:r>
+                <w:rPr>
+                  <w:color w:val="000000"/>
+                  <w:u w:val="single"/>
+                </w:rPr>
+                <w:t>AClad.bundle.zip</w:t>
+              </w:r>
+            </w:hyperlink>
           </w:p>
         </w:tc>
         <w:tc>
@@ -337,14 +339,15 @@
             <w:pPr>
               <w:spacing w:after="40" w:before="40" w:line="240" w:lineRule="auto"/>
             </w:pPr>
-            <w:r>
-              <w:rPr>
-                <w:rFonts w:ascii="Arial" w:hAnsi="Arial"/>
-                <w:b w:val="0"/>
-                <w:i w:val="0"/>
-              </w:rPr>
-              <w:t>AFrame.bundle.zip</w:t>
-            </w:r>
+            <w:hyperlink r:id="rId13">
+              <w:r>
+                <w:rPr>
+                  <w:color w:val="000000"/>
+                  <w:u w:val="single"/>
+                </w:rPr>
+                <w:t>AFrame.bundle.zip</w:t>
+              </w:r>
+            </w:hyperlink>
           </w:p>
         </w:tc>
         <w:tc>
@@ -706,7 +709,52 @@
           <w:b w:val="0"/>
           <w:i w:val="0"/>
         </w:rPr>
-        <w:t xml:space="preserve"> должны совпадать у всех трёх модулей и соответствовать выбранному выпуску.</w:t>
+        <w:t xml:space="preserve"> должны совпадать у всех трёх модулей и соответствовать выбранному выпуску: </w:t>
+      </w:r>
+      <w:r>
+        <w:rPr>
+          <w:rFonts w:ascii="Arial" w:hAnsi="Arial"/>
+          <w:b w:val="0"/>
+          <w:i w:val="0"/>
+        </w:rPr>
+        <w:t>build</w:t>
+      </w:r>
+      <w:r>
+        <w:rPr>
+          <w:b w:val="0"/>
+          <w:i w:val="0"/>
+        </w:rPr>
+        <w:t xml:space="preserve"> = </w:t>
+      </w:r>
+      <w:r>
+        <w:rPr>
+          <w:rFonts w:ascii="Arial" w:hAnsi="Arial"/>
+          <w:b w:val="0"/>
+          <w:i w:val="0"/>
+        </w:rPr>
+        <w:t>109</w:t>
+      </w:r>
+      <w:r>
+        <w:rPr>
+          <w:b w:val="0"/>
+          <w:i w:val="0"/>
+        </w:rPr>
+        <w:t xml:space="preserve">, а </w:t>
+      </w:r>
+      <w:r>
+        <w:rPr>
+          <w:rFonts w:ascii="Arial" w:hAnsi="Arial"/>
+          <w:b w:val="0"/>
+          <w:i w:val="0"/>
+        </w:rPr>
+        <w:t>sha</w:t>
+      </w:r>
+      <w:r>
+        <w:rPr>
+          <w:b w:val="0"/>
+          <w:i w:val="0"/>
+        </w:rPr>
+        <w:t xml:space="preserve"> — исходному коммиту из описания build-109.</w:t>
       </w:r>
     </w:p>
     <w:p>
@@ -753,15 +801,15 @@
           <w:b w:val="0"/>
           <w:i w:val="0"/>
         </w:rPr>
-        <w:t xml:space="preserve"> с прежним образцом. Сохраните результат, полностью перезапустите AutoCAD и повторите обе команды. При сбое передайте текст F2 и номер сборки. Остальные проверки — в </w:t>
+        <w:t xml:space="preserve"> с прежним образцом. Сохраните результат, полностью перезапустите AutoCAD и повторите обе команды. При сбое передайте текст F2 и номер сборки. Полный маршрут зон, облицовки, каркаса, ведомостей, повторного открытия и узла «три из пяти» — в </w:t>
       </w:r>
-      <w:hyperlink r:id="rId11">
+      <w:hyperlink r:id="rId14">
         <w:r>
           <w:rPr>
             <w:color w:val="000000"/>
             <w:u w:val="single"/>
           </w:rPr>
-          <w:t>полном руководстве выпуска 108</w:t>
+          <w:t>полном руководстве выпуска 109</w:t>
         </w:r>
       </w:hyperlink>
       <w:r>
@@ -809,6 +857,121 @@
           <w:i w:val="0"/>
         </w:rPr>
         <w:t>: там не должно остаться вторых копий этих трёх модулей. Для общей установки может потребоваться администратор.</w:t>
+      </w:r>
+    </w:p>
+    <w:p>
+      <w:pPr>
+        <w:pStyle w:val="Heading1"/>
+      </w:pPr>
+      <w:r>
+        <w:t>Что проверять после установки</w:t>
+      </w:r>
+    </w:p>
+    <w:p>
+      <w:r>
+        <w:rPr>
+          <w:b w:val="0"/>
+          <w:i w:val="0"/>
+        </w:rPr>
+        <w:t xml:space="preserve">Сначала пройдите основную цепочку: </w:t>
+      </w:r>
+      <w:r>
+        <w:rPr>
+          <w:b/>
+          <w:i w:val="0"/>
+        </w:rPr>
+        <w:t>ATFZONE → ATTILE → ATFRAME → ведомости → сохранить → закрыть → открыть</w:t>
+      </w:r>
+      <w:r>
+        <w:rPr>
+          <w:b w:val="0"/>
+          <w:i w:val="0"/>
+        </w:rPr>
+        <w:t>. Затем повторите 13 регрессионных сценариев из полного руководства: прежние ошибки не считаются исправленными на рабочем месте, пока соответствующий обычный сценарий не выполнен.</w:t>
+      </w:r>
+    </w:p>
+    <w:p>
+      <w:r>
+        <w:rPr>
+          <w:b w:val="0"/>
+          <w:i w:val="0"/>
+        </w:rPr>
+        <w:t xml:space="preserve">Для динамического узла используйте отдельно переданный тестовый LISP и его инструкцию. В трёх установочных ZIP нет готового проверенного DWG узла. </w:t>
+      </w:r>
+      <w:r>
+        <w:rPr>
+          <w:rFonts w:ascii="Arial" w:hAnsi="Arial"/>
+          <w:b w:val="0"/>
+          <w:i w:val="0"/>
+        </w:rPr>
+        <w:t>ATFNODE</w:t>
+      </w:r>
+      <w:r>
+        <w:rPr>
+          <w:b w:val="0"/>
+          <w:i w:val="0"/>
+        </w:rPr>
+        <w:t xml:space="preserve"> строит справочную схему слоёв; библиотека использует </w:t>
+      </w:r>
+      <w:r>
+        <w:rPr>
+          <w:rFonts w:ascii="Arial" w:hAnsi="Arial"/>
+          <w:b w:val="0"/>
+          <w:i w:val="0"/>
+        </w:rPr>
+        <w:t>ATFNODEIMPORT</w:t>
+      </w:r>
+      <w:r>
+        <w:rPr>
+          <w:b w:val="0"/>
+          <w:i w:val="0"/>
+        </w:rPr>
+        <w:t xml:space="preserve">, </w:t>
+      </w:r>
+      <w:r>
+        <w:rPr>
+          <w:rFonts w:ascii="Arial" w:hAnsi="Arial"/>
+          <w:b w:val="0"/>
+          <w:i w:val="0"/>
+        </w:rPr>
+        <w:t>ATFNODEEDIT</w:t>
+      </w:r>
+      <w:r>
+        <w:rPr>
+          <w:b w:val="0"/>
+          <w:i w:val="0"/>
+        </w:rPr>
+        <w:t xml:space="preserve">, </w:t>
+      </w:r>
+      <w:r>
+        <w:rPr>
+          <w:rFonts w:ascii="Arial" w:hAnsi="Arial"/>
+          <w:b w:val="0"/>
+          <w:i w:val="0"/>
+        </w:rPr>
+        <w:t>ATFNODEDEMO</w:t>
+      </w:r>
+      <w:r>
+        <w:rPr>
+          <w:b w:val="0"/>
+          <w:i w:val="0"/>
+        </w:rPr>
+        <w:t xml:space="preserve"> и </w:t>
+      </w:r>
+      <w:r>
+        <w:rPr>
+          <w:rFonts w:ascii="Arial" w:hAnsi="Arial"/>
+          <w:b w:val="0"/>
+          <w:i w:val="0"/>
+        </w:rPr>
+        <w:t>ATFNODETEST</w:t>
+      </w:r>
+      <w:r>
+        <w:rPr>
+          <w:b w:val="0"/>
+          <w:i w:val="0"/>
+        </w:rPr>
+        <w:t>. После создания узла измените три экземпляра из пяти и проверьте геометрию, размеры и марки; два остальных должны остаться прежними.</w:t>
       </w:r>
     </w:p>
     <w:p>
@@ -943,6 +1106,7 @@
     <w:p>
       <w:pPr>
         <w:pStyle w:val="Heading1"/>
+        <w:pageBreakBefore/>
       </w:pPr>
       <w:r>
         <w:t>Если возникла проблема</w:t>
@@ -971,7 +1135,22 @@
           <w:b w:val="0"/>
           <w:i w:val="0"/>
         </w:rPr>
-        <w:t xml:space="preserve"> Скопируйте F2 после запуска и укажите, какая панель отсутствует. Причина ещё не подтверждена; в выпуске 108 добавлена диагностика загрузки панелей.</w:t>
+        <w:t xml:space="preserve"> Скопируйте F2 после запуска и укажите, какая панель отсутствует. Причина ещё не подтверждена; диагностика загрузки панелей и исправление очистки меню включены в выпуск 109. Сообщение </w:t>
+      </w:r>
+      <w:r>
+        <w:rPr>
+          <w:rFonts w:ascii="Arial" w:hAnsi="Arial"/>
+          <w:b w:val="0"/>
+          <w:i w:val="0"/>
+        </w:rPr>
+        <w:t>ACAD:Фасады</w:t>
+      </w:r>
+      <w:r>
+        <w:rPr>
+          <w:b w:val="0"/>
+          <w:i w:val="0"/>
+        </w:rPr>
+        <w:t>, если оно повторится, фиксируйте отдельно; оно ещё не признано устранённым в живом AutoCAD.</w:t>
       </w:r>
     </w:p>
     <w:p>

--- a/docs/user/Install_AutoCAD_2024.docx
+++ b/docs/user/Install_AutoCAD_2024.docx
@@ -25,14 +25,14 @@
           <w:b/>
           <w:i w:val="0"/>
         </w:rPr>
-        <w:t>Редакция от 6 октября 2026 года. Устанавливайте выпуск build-109.</w:t>
+        <w:t>Редакция от 6 октября 2026 года. Устанавливайте выпуск build-110.</w:t>
       </w:r>
       <w:r>
         <w:rPr>
           <w:b w:val="0"/>
           <w:i w:val="0"/>
         </w:rPr>
-        <w:t xml:space="preserve"> В него включены исправления зон и облицовки, торцов направляющих у окон, резки хлыстов, боковых стоек верхних окон и дробных переносов фасада. Добавлены команды тестовой библиотеки динамических узлов. Красные пометки непроверенных участков требуют проверки инженером; работа нового узла в живом AutoCAD ещё должна быть проверена по полному руководству.</w:t>
+        <w:t xml:space="preserve"> В него включены исправления зон и облицовки, торцов направляющих у окон, резки хлыстов, боковых стоек верхних окон и дробных переносов фасада. Добавлены команды тестовой библиотеки динамических узлов. Перед выдачей дополнен перечень этих команд в пакете AFrame; промежуточный №109 не используйте. Красные пометки непроверенных участков требуют проверки инженером; работа нового узла в живом AutoCAD ещё должна быть проверена по полному руководству.</w:t>
       </w:r>
     </w:p>
     <w:p>
@@ -67,7 +67,7 @@
             <w:color w:val="000000"/>
             <w:u w:val="single"/>
           </w:rPr>
-          <w:t>выпуск build-109 на GitHub</w:t>
+          <w:t>выпуск build-110 на GitHub</w:t>
         </w:r>
       </w:hyperlink>
       <w:r>
@@ -101,7 +101,7 @@
           <w:b/>
           <w:i w:val="0"/>
         </w:rPr>
-        <w:t>build-109</w:t>
+        <w:t>build-110</w:t>
       </w:r>
       <w:r>
         <w:rPr>
@@ -732,7 +732,7 @@
           <w:b w:val="0"/>
           <w:i w:val="0"/>
         </w:rPr>
-        <w:t>109</w:t>
+        <w:t>110</w:t>
       </w:r>
       <w:r>
         <w:rPr>
@@ -754,7 +754,7 @@
           <w:b w:val="0"/>
           <w:i w:val="0"/>
         </w:rPr>
-        <w:t xml:space="preserve"> — исходному коммиту из описания build-109.</w:t>
+        <w:t xml:space="preserve"> — исходному коммиту из описания build-110.</w:t>
       </w:r>
     </w:p>
     <w:p>
@@ -809,7 +809,7 @@
             <w:color w:val="000000"/>
             <w:u w:val="single"/>
           </w:rPr>
-          <w:t>полном руководстве выпуска 109</w:t>
+          <w:t>полном руководстве выпуска 110</w:t>
         </w:r>
       </w:hyperlink>
       <w:r>
@@ -1135,7 +1135,7 @@
           <w:b w:val="0"/>
           <w:i w:val="0"/>
         </w:rPr>
-        <w:t xml:space="preserve"> Скопируйте F2 после запуска и укажите, какая панель отсутствует. Причина ещё не подтверждена; диагностика загрузки панелей и исправление очистки меню включены в выпуск 109. Сообщение </w:t>
+        <w:t xml:space="preserve"> Скопируйте F2 после запуска и укажите, какая панель отсутствует. Причина ещё не подтверждена; диагностика загрузки панелей и исправление очистки меню включены в выпуск 110. Сообщение </w:t>
       </w:r>
       <w:r>
         <w:rPr>

--- a/docs/user/Install_AutoCAD_2024.docx
+++ b/docs/user/Install_AutoCAD_2024.docx
@@ -25,14 +25,14 @@
           <w:b/>
           <w:i w:val="0"/>
         </w:rPr>
-        <w:t>Редакция от 6 октября 2026 года. Устанавливайте выпуск build-110.</w:t>
+        <w:t>Редакция от 9 октября 2026 года. Устанавливайте выпуск build-111.</w:t>
       </w:r>
       <w:r>
         <w:rPr>
           <w:b w:val="0"/>
           <w:i w:val="0"/>
         </w:rPr>
-        <w:t xml:space="preserve"> В него включены исправления зон и облицовки, торцов направляющих у окон, резки хлыстов, боковых стоек верхних окон и дробных переносов фасада. Добавлены команды тестовой библиотеки динамических узлов. Перед выдачей дополнен перечень этих команд в пакете AFrame; промежуточный №109 не используйте. Красные пометки непроверенных участков требуют проверки инженером; работа нового узла в живом AutoCAD ещё должна быть проверена по полному руководству.</w:t>
+        <w:t xml:space="preserve"> Он включает исправления 8–9 октября, которых нет в №110: разные дробные размеры облицовки больше не используют один прототип; исключено округление при преобразовании значения в целое; проверка геометрии больше не принимает расхождение 0,15 мм. Исправленный автор узла 2026-10-08.2 передаётся отдельным тестовым ZIP. Проверка в AutoCAD по этой инструкции ещё должна подтвердить обычные рабочие сценарии. Отказ построения не считается успешным испытанием.</w:t>
       </w:r>
     </w:p>
     <w:p>
@@ -67,7 +67,7 @@
             <w:color w:val="000000"/>
             <w:u w:val="single"/>
           </w:rPr>
-          <w:t>выпуск build-110 на GitHub</w:t>
+          <w:t>выпуск build-111 на GitHub</w:t>
         </w:r>
       </w:hyperlink>
       <w:r>
@@ -101,7 +101,7 @@
           <w:b/>
           <w:i w:val="0"/>
         </w:rPr>
-        <w:t>build-110</w:t>
+        <w:t>build-111</w:t>
       </w:r>
       <w:r>
         <w:rPr>
@@ -709,7 +709,7 @@
           <w:b w:val="0"/>
           <w:i w:val="0"/>
         </w:rPr>
-        <w:t xml:space="preserve"> должны совпадать у всех трёх модулей и соответствовать выбранному выпуску: </w:t>
+        <w:t xml:space="preserve"> должны совпадать у всех трёх модулей: </w:t>
       </w:r>
       <w:r>
         <w:rPr>
@@ -732,7 +732,7 @@
           <w:b w:val="0"/>
           <w:i w:val="0"/>
         </w:rPr>
-        <w:t>110</w:t>
+        <w:t>111</w:t>
       </w:r>
       <w:r>
         <w:rPr>
@@ -754,7 +754,7 @@
           <w:b w:val="0"/>
           <w:i w:val="0"/>
         </w:rPr>
-        <w:t xml:space="preserve"> — исходному коммиту из описания build-110.</w:t>
+        <w:t xml:space="preserve"> — исходный коммит из описания build-111.</w:t>
       </w:r>
     </w:p>
     <w:p>
@@ -773,7 +773,21 @@
           <w:b w:val="0"/>
           <w:i w:val="0"/>
         </w:rPr>
-        <w:t xml:space="preserve">На копии того же DWG повторите </w:t>
+        <w:t xml:space="preserve">На копии прежнего DWG сначала проверьте парный JSON. Для старой зоны без снимка выполните </w:t>
+      </w:r>
+      <w:r>
+        <w:rPr>
+          <w:b/>
+          <w:i w:val="0"/>
+        </w:rPr>
+        <w:t>ATFZONEACCEPT</w:t>
+      </w:r>
+      <w:r>
+        <w:rPr>
+          <w:b w:val="0"/>
+          <w:i w:val="0"/>
+        </w:rPr>
+        <w:t xml:space="preserve"> по разделу ниже; не создавайте поверх неё дубликат. Затем повторите </w:t>
       </w:r>
       <w:r>
         <w:rPr>
@@ -787,7 +801,7 @@
           <w:b w:val="0"/>
           <w:i w:val="0"/>
         </w:rPr>
-        <w:t xml:space="preserve"> с прежними контурами, затем </w:t>
+        <w:t xml:space="preserve"> при изменённых контурах и </w:t>
       </w:r>
       <w:r>
         <w:rPr>
@@ -801,23 +815,21 @@
           <w:b w:val="0"/>
           <w:i w:val="0"/>
         </w:rPr>
-        <w:t xml:space="preserve"> с прежним образцом. Сохраните результат, полностью перезапустите AutoCAD и повторите обе команды. При сбое передайте текст F2 и номер сборки. Полный маршрут зон, облицовки, каркаса, ведомостей, повторного открытия и узла «три из пяти» — в </w:t>
+        <w:t xml:space="preserve"> с прежним образцом. Сохраните результат, полностью перезапустите AutoCAD и повторите проверку. Полный маршрут и ожидаемые результаты — в документе </w:t>
       </w:r>
-      <w:hyperlink r:id="rId14">
-        <w:r>
-          <w:rPr>
-            <w:color w:val="000000"/>
-            <w:u w:val="single"/>
-          </w:rPr>
-          <w:t>полном руководстве выпуска 110</w:t>
-        </w:r>
-      </w:hyperlink>
+      <w:r>
+        <w:rPr>
+          <w:b/>
+          <w:i w:val="0"/>
+        </w:rPr>
+        <w:t>Facades_User_Manual.docx</w:t>
+      </w:r>
       <w:r>
         <w:rPr>
           <w:b w:val="0"/>
           <w:i w:val="0"/>
         </w:rPr>
-        <w:t>.</w:t>
+        <w:t>, который Денис передаёт вместе с этой инструкцией. Он также доступен в выпуске build-111.</w:t>
       </w:r>
     </w:p>
     <w:p>
@@ -887,7 +899,35 @@
           <w:b w:val="0"/>
           <w:i w:val="0"/>
         </w:rPr>
-        <w:t>. Затем повторите 13 регрессионных сценариев из полного руководства: прежние ошибки не считаются исправленными на рабочем месте, пока соответствующий обычный сценарий не выполнен.</w:t>
+        <w:t xml:space="preserve">. Затем повторите 17 сценариев раздела 2.3 полного руководства. Особо проверьте прежние отказы </w:t>
+      </w:r>
+      <w:r>
+        <w:rPr>
+          <w:b/>
+          <w:i w:val="0"/>
+        </w:rPr>
+        <w:t>245×35,85</w:t>
+      </w:r>
+      <w:r>
+        <w:rPr>
+          <w:b w:val="0"/>
+          <w:i w:val="0"/>
+        </w:rPr>
+        <w:t xml:space="preserve"> и </w:t>
+      </w:r>
+      <w:r>
+        <w:rPr>
+          <w:b/>
+          <w:i w:val="0"/>
+        </w:rPr>
+        <w:t>821,87×600 мм</w:t>
+      </w:r>
+      <w:r>
+        <w:rPr>
+          <w:b w:val="0"/>
+          <w:i w:val="0"/>
+        </w:rPr>
+        <w:t>: нужный размер должен действительно построиться. Если он снова округляется или команда отказывает, сохраните F2 и отметьте сценарий как непройденный.</w:t>
       </w:r>
     </w:p>
     <w:p>
@@ -896,7 +936,21 @@
           <w:b w:val="0"/>
           <w:i w:val="0"/>
         </w:rPr>
-        <w:t xml:space="preserve">Для динамического узла используйте отдельно переданный тестовый LISP и его инструкцию. В трёх установочных ZIP нет готового проверенного DWG узла. </w:t>
+        <w:t xml:space="preserve">Для динамического узла распакуйте отдельно переданный тестовый ZIP с инструкцией и LISP. После APPLOAD проверьте редакцию автора </w:t>
+      </w:r>
+      <w:r>
+        <w:rPr>
+          <w:b/>
+          <w:i w:val="0"/>
+        </w:rPr>
+        <w:t>2026-10-08.2</w:t>
+      </w:r>
+      <w:r>
+        <w:rPr>
+          <w:b w:val="0"/>
+          <w:i w:val="0"/>
+        </w:rPr>
+        <w:t xml:space="preserve"> в F2. В трёх установочных ZIP нет готового проверенного DWG узла. </w:t>
       </w:r>
       <w:r>
         <w:rPr>
@@ -971,7 +1025,7 @@
           <w:b w:val="0"/>
           <w:i w:val="0"/>
         </w:rPr>
-        <w:t>. После создания узла измените три экземпляра из пяти и проверьте геометрию, размеры и марки; два остальных должны остаться прежними.</w:t>
+        <w:t>. После создания узла измените три экземпляра из пяти и проверьте геометрию, размеры и марки; два остальных должны остаться прежними. Повторите проверку после сохранения и открытия.</w:t>
       </w:r>
     </w:p>
     <w:p>
@@ -1135,7 +1189,7 @@
           <w:b w:val="0"/>
           <w:i w:val="0"/>
         </w:rPr>
-        <w:t xml:space="preserve"> Скопируйте F2 после запуска и укажите, какая панель отсутствует. Причина ещё не подтверждена; диагностика загрузки панелей и исправление очистки меню включены в выпуск 110. Сообщение </w:t>
+        <w:t xml:space="preserve"> Скопируйте F2 после запуска и укажите, какая панель отсутствует. Диагностика загрузки панелей и исправление очистки меню сохранены. Сообщение </w:t>
       </w:r>
       <w:r>
         <w:rPr>
@@ -1278,7 +1332,7 @@
           <w:b w:val="0"/>
           <w:i w:val="0"/>
         </w:rPr>
-        <w:t>Для разбора ошибки передайте Денису номер выпуска, версию AutoCAD, команду, последний шаг и текст F2. Для ошибки геометрии приложите разрешённую к передаче копию DWG вместе с её JSON.</w:t>
+        <w:t>Для разбора ошибки передайте Денису номер выпуска, версию AutoCAD, команду, последний шаг и весь текст F2. При ATTILE сохраните строки с запрошенным/фактическим размером, типом свойства, единицами и допустимыми значениями. Для автора узла нужны также AFN STAGE, AFN COMMAND, AFN LAST PROMPT и UNDOCTL. Приложите разрешённую к передаче копию DWG вместе с её JSON.</w:t>
       </w:r>
     </w:p>
     <w:sectPr>

--- a/docs/user/Install_AutoCAD_2024.docx
+++ b/docs/user/Install_AutoCAD_2024.docx
@@ -7,7 +7,7 @@
         <w:pStyle w:val="Title"/>
       </w:pPr>
       <w:r>
-        <w:t>Установка фасадных модулей в AutoCAD 2024</w:t>
+        <w:t>Установка фасадных модулей AutoCAD</w:t>
       </w:r>
     </w:p>
     <w:p>
@@ -16,23 +16,21 @@
           <w:b w:val="0"/>
           <w:i w:val="0"/>
         </w:rPr>
-        <w:t>Для Германа и проектного отдела. Эта инструкция помогает обновить зоны, облицовку и каркас, затем проверить загрузку. Нужен полный AutoCAD 2024 для Windows 64 bit. LT, Mac и AutoCAD 2025 или новее этим комплектом не поддерживаются. Python и средства разработки устанавливать не нужно.</w:t>
+        <w:t xml:space="preserve">Для Германа и проектного отдела. Выпуск </w:t>
       </w:r>
-    </w:p>
-    <w:p>
       <w:r>
         <w:rPr>
           <w:b/>
           <w:i w:val="0"/>
         </w:rPr>
-        <w:t>Редакция от 9 октября 2026 года. Устанавливайте выпуск build-111.</w:t>
+        <w:t>build-112 от 15 октября 2026 года</w:t>
       </w:r>
       <w:r>
         <w:rPr>
           <w:b w:val="0"/>
           <w:i w:val="0"/>
         </w:rPr>
-        <w:t xml:space="preserve"> Он включает исправления 8–9 октября, которых нет в №110: разные дробные размеры облицовки больше не используют один прототип; исключено округление при преобразовании значения в целое; проверка геометрии больше не принимает расхождение 0,15 мм. Исправленный автор узла 2026-10-08.2 передаётся отдельным тестовым ZIP. Проверка в AutoCAD по этой инструкции ещё должна подтвердить обычные рабочие сценарии. Отказ построения не считается успешным испытанием.</w:t>
+        <w:t>. Обновите все три модуля вместе. Пакеты допускают загрузку в полном AutoCAD 2021–2024 на Windows 64 bit; это не подтверждает испытание каждой версии. Основная нативная проверка запланирована в AutoCAD 2024. LT, Mac и AutoCAD 2025+ не поддерживаются. Python устанавливать не нужно.</w:t>
       </w:r>
     </w:p>
     <w:p>
@@ -40,20 +38,10 @@
         <w:pStyle w:val="Heading1"/>
       </w:pPr>
       <w:r>
-        <w:t>Скачать три архива одного выпуска</w:t>
+        <w:t>Скачать комплект</w:t>
       </w:r>
     </w:p>
     <w:p>
-      <w:pPr>
-        <w:ind w:left="288" w:hanging="288"/>
-      </w:pPr>
-      <w:r>
-        <w:rPr>
-          <w:b w:val="0"/>
-          <w:i w:val="0"/>
-        </w:rPr>
-        <w:t xml:space="preserve">1. </w:t>
-      </w:r>
       <w:r>
         <w:rPr>
           <w:b w:val="0"/>
@@ -67,7 +55,7 @@
             <w:color w:val="000000"/>
             <w:u w:val="single"/>
           </w:rPr>
-          <w:t>выпуск build-111 на GitHub</w:t>
+          <w:t>выпуск build-112 на GitHub</w:t>
         </w:r>
       </w:hyperlink>
       <w:r>
@@ -75,101 +63,7 @@
           <w:b w:val="0"/>
           <w:i w:val="0"/>
         </w:rPr>
-        <w:t>. Репозиторий открытый, вход в GitHub для скачивания не нужен.</w:t>
-      </w:r>
-    </w:p>
-    <w:p>
-      <w:pPr>
-        <w:ind w:left="288" w:hanging="288"/>
-      </w:pPr>
-      <w:r>
-        <w:rPr>
-          <w:b w:val="0"/>
-          <w:i w:val="0"/>
-        </w:rPr>
-        <w:t xml:space="preserve">2. </w:t>
-      </w:r>
-      <w:r>
-        <w:rPr>
-          <w:b w:val="0"/>
-          <w:i w:val="0"/>
-        </w:rPr>
-        <w:t xml:space="preserve">Проверьте номер </w:t>
-      </w:r>
-      <w:r>
-        <w:rPr>
-          <w:b/>
-          <w:i w:val="0"/>
-        </w:rPr>
-        <w:t>build-111</w:t>
-      </w:r>
-      <w:r>
-        <w:rPr>
-          <w:b w:val="0"/>
-          <w:i w:val="0"/>
-        </w:rPr>
-        <w:t xml:space="preserve"> в заголовке страницы. Не выбирайте другой номер только потому, что он помечен Latest. Раскройте раздел </w:t>
-      </w:r>
-      <w:r>
-        <w:rPr>
-          <w:b/>
-          <w:i w:val="0"/>
-        </w:rPr>
-        <w:t>Assets</w:t>
-      </w:r>
-      <w:r>
-        <w:rPr>
-          <w:b w:val="0"/>
-          <w:i w:val="0"/>
-        </w:rPr>
-        <w:t xml:space="preserve"> под описанием выпуска.</w:t>
-      </w:r>
-    </w:p>
-    <w:p>
-      <w:pPr>
-        <w:ind w:left="288" w:hanging="288"/>
-      </w:pPr>
-      <w:r>
-        <w:rPr>
-          <w:b w:val="0"/>
-          <w:i w:val="0"/>
-        </w:rPr>
-        <w:t xml:space="preserve">3. </w:t>
-      </w:r>
-      <w:r>
-        <w:rPr>
-          <w:b w:val="0"/>
-          <w:i w:val="0"/>
-        </w:rPr>
-        <w:t xml:space="preserve">Скачайте все три файла из таблицы. </w:t>
-      </w:r>
-      <w:r>
-        <w:rPr>
-          <w:b/>
-          <w:i w:val="0"/>
-        </w:rPr>
-        <w:t>Code → Download ZIP</w:t>
-      </w:r>
-      <w:r>
-        <w:rPr>
-          <w:b w:val="0"/>
-          <w:i w:val="0"/>
-        </w:rPr>
-        <w:t xml:space="preserve"> и </w:t>
-      </w:r>
-      <w:r>
-        <w:rPr>
-          <w:b/>
-          <w:i w:val="0"/>
-        </w:rPr>
-        <w:t>Source code</w:t>
-      </w:r>
-      <w:r>
-        <w:rPr>
-          <w:b w:val="0"/>
-          <w:i w:val="0"/>
-        </w:rPr>
-        <w:t xml:space="preserve"> содержат исходники, а не готовую программу.</w:t>
+        <w:t xml:space="preserve"> и скачайте три файла. Пункт Code → Download ZIP содержит исходники, для установки он не нужен.</w:t>
       </w:r>
     </w:p>
     <w:tbl>
@@ -216,7 +110,7 @@
                 <w:b/>
                 <w:i w:val="0"/>
               </w:rPr>
-              <w:t>Скачать файл</w:t>
+              <w:t>Файл</w:t>
             </w:r>
           </w:p>
         </w:tc>
@@ -321,7 +215,7 @@
                 <w:b w:val="0"/>
                 <w:i w:val="0"/>
               </w:rPr>
-              <w:t>Облицовка</w:t>
+              <w:t>Раскладка облицовки</w:t>
             </w:r>
           </w:p>
         </w:tc>
@@ -364,7 +258,7 @@
                 <w:b w:val="0"/>
                 <w:i w:val="0"/>
               </w:rPr>
-              <w:t>Каркас и параметры проекта</w:t>
+              <w:t>Подсистема и параметры проекта</w:t>
             </w:r>
           </w:p>
         </w:tc>
@@ -381,20 +275,11 @@
       </w:r>
     </w:p>
     <w:p>
-      <w:r>
-        <w:rPr>
-          <w:b w:val="0"/>
-          <w:i w:val="0"/>
-        </w:rPr>
-        <w:t>ATableSpec и ABlockGen оставьте как есть. Три фасадных модуля обновляйте вместе, даже если раньше меняли только один из них.</w:t>
-      </w:r>
-    </w:p>
-    <w:p>
       <w:pPr>
         <w:pStyle w:val="Heading1"/>
       </w:pPr>
       <w:r>
-        <w:t>Заменить установленные папки</w:t>
+        <w:t>Установить</w:t>
       </w:r>
     </w:p>
     <w:p>
@@ -406,14 +291,14 @@
           <w:b w:val="0"/>
           <w:i w:val="0"/>
         </w:rPr>
-        <w:t xml:space="preserve">4. </w:t>
+        <w:t xml:space="preserve">1. </w:t>
       </w:r>
       <w:r>
         <w:rPr>
           <w:b w:val="0"/>
           <w:i w:val="0"/>
         </w:rPr>
-        <w:t xml:space="preserve">Закройте все окна AutoCAD. Сохраните резервную копию рабочего DWG вместе с соседним файлом </w:t>
+        <w:t xml:space="preserve">Сохраните резервную копию DWG вместе с его файлом </w:t>
       </w:r>
       <w:r>
         <w:rPr>
@@ -421,7 +306,21 @@
           <w:b w:val="0"/>
           <w:i w:val="0"/>
         </w:rPr>
-        <w:t>&lt;имя чертежа&gt;_fzones.json</w:t>
+        <w:t>_fzones.json</w:t>
+      </w:r>
+      <w:r>
+        <w:rPr>
+          <w:b w:val="0"/>
+          <w:i w:val="0"/>
+        </w:rPr>
+        <w:t xml:space="preserve">. Закройте </w:t>
+      </w:r>
+      <w:r>
+        <w:rPr>
+          <w:b/>
+          <w:i w:val="0"/>
+        </w:rPr>
+        <w:t>все окна AutoCAD</w:t>
       </w:r>
       <w:r>
         <w:rPr>
@@ -440,14 +339,14 @@
           <w:b w:val="0"/>
           <w:i w:val="0"/>
         </w:rPr>
-        <w:t xml:space="preserve">5. </w:t>
+        <w:t xml:space="preserve">2. </w:t>
       </w:r>
       <w:r>
         <w:rPr>
           <w:b w:val="0"/>
           <w:i w:val="0"/>
         </w:rPr>
-        <w:t xml:space="preserve">В свойствах каждого ZIP отметьте </w:t>
+        <w:t xml:space="preserve">В свойствах скачанных ZIP нажмите </w:t>
       </w:r>
       <w:r>
         <w:rPr>
@@ -461,7 +360,7 @@
           <w:b w:val="0"/>
           <w:i w:val="0"/>
         </w:rPr>
-        <w:t>, если Windows показывает этот пункт. Нажмите Применить, затем распакуйте архивы.</w:t>
+        <w:t>, если этот пункт есть. Распакуйте архивы.</w:t>
       </w:r>
     </w:p>
     <w:p>
@@ -473,7 +372,7 @@
           <w:b w:val="0"/>
           <w:i w:val="0"/>
         </w:rPr>
-        <w:t xml:space="preserve">6. </w:t>
+        <w:t xml:space="preserve">3. </w:t>
       </w:r>
       <w:r>
         <w:rPr>
@@ -495,7 +394,7 @@
           <w:b w:val="0"/>
           <w:i w:val="0"/>
         </w:rPr>
-        <w:t xml:space="preserve">. Старые папки </w:t>
+        <w:t xml:space="preserve">. Перенесите прежние </w:t>
       </w:r>
       <w:r>
         <w:rPr>
@@ -540,7 +439,7 @@
           <w:b w:val="0"/>
           <w:i w:val="0"/>
         </w:rPr>
-        <w:t xml:space="preserve"> перенесите в резервную папку </w:t>
+        <w:t xml:space="preserve"> в резервную папку </w:t>
       </w:r>
       <w:r>
         <w:rPr>
@@ -554,7 +453,7 @@
           <w:b w:val="0"/>
           <w:i w:val="0"/>
         </w:rPr>
-        <w:t>. Положите на их место три новые папки целиком. Не оставляйте старые DLL внутри новых папок.</w:t>
+        <w:t>. Поместите на их место три новые папки целиком. ATableSpec и ABlockGen не меняйте.</w:t>
       </w:r>
     </w:p>
     <w:p>
@@ -566,14 +465,14 @@
           <w:b w:val="0"/>
           <w:i w:val="0"/>
         </w:rPr>
-        <w:t xml:space="preserve">7. </w:t>
+        <w:t xml:space="preserve">4. </w:t>
       </w:r>
       <w:r>
         <w:rPr>
           <w:b w:val="0"/>
           <w:i w:val="0"/>
         </w:rPr>
-        <w:t xml:space="preserve">Проверьте, что файл лежит прямо по пути </w:t>
+        <w:t xml:space="preserve">Проверьте путь: </w:t>
       </w:r>
       <w:r>
         <w:rPr>
@@ -588,7 +487,7 @@
           <w:b w:val="0"/>
           <w:i w:val="0"/>
         </w:rPr>
-        <w:t xml:space="preserve">. Так же проверьте два других модуля. Лишнего уровня вроде </w:t>
+        <w:t xml:space="preserve">. Так же проверьте два других модуля. Лишнего уровня </w:t>
       </w:r>
       <w:r>
         <w:rPr>
@@ -603,242 +502,7 @@
           <w:b w:val="0"/>
           <w:i w:val="0"/>
         </w:rPr>
-        <w:t xml:space="preserve"> быть не должно.</w:t>
-      </w:r>
-    </w:p>
-    <w:p>
-      <w:pPr>
-        <w:pStyle w:val="Heading1"/>
-        <w:pageBreakBefore/>
-      </w:pPr>
-      <w:r>
-        <w:t>Проверить первый запуск</w:t>
-      </w:r>
-    </w:p>
-    <w:p>
-      <w:pPr>
-        <w:ind w:left="288" w:hanging="288"/>
-      </w:pPr>
-      <w:r>
-        <w:rPr>
-          <w:b w:val="0"/>
-          <w:i w:val="0"/>
-        </w:rPr>
-        <w:t xml:space="preserve">8. </w:t>
-      </w:r>
-      <w:r>
-        <w:rPr>
-          <w:b w:val="0"/>
-          <w:i w:val="0"/>
-        </w:rPr>
-        <w:t>Запустите AutoCAD. При запросе доверия проверьте путь к установленному комплекту и разрешите его загрузку. Глобальную защиту загрузки не отключайте.</w:t>
-      </w:r>
-    </w:p>
-    <w:p>
-      <w:pPr>
-        <w:ind w:left="288" w:hanging="288"/>
-      </w:pPr>
-      <w:r>
-        <w:rPr>
-          <w:b w:val="0"/>
-          <w:i w:val="0"/>
-        </w:rPr>
-        <w:t xml:space="preserve">9. </w:t>
-      </w:r>
-      <w:r>
-        <w:rPr>
-          <w:b w:val="0"/>
-          <w:i w:val="0"/>
-        </w:rPr>
-        <w:t xml:space="preserve">Нажмите </w:t>
-      </w:r>
-      <w:r>
-        <w:rPr>
-          <w:b/>
-          <w:i w:val="0"/>
-        </w:rPr>
-        <w:t>F2</w:t>
-      </w:r>
-      <w:r>
-        <w:rPr>
-          <w:b w:val="0"/>
-          <w:i w:val="0"/>
-        </w:rPr>
-        <w:t xml:space="preserve"> и проверьте сообщения загрузки AFacades, AClad и AFrame. Предупреждение о разных или отсутствующих версиях означает, что обновление нужно закончить. В каждой папке откройте </w:t>
-      </w:r>
-      <w:r>
-        <w:rPr>
-          <w:rFonts w:ascii="Arial" w:hAnsi="Arial"/>
-          <w:b w:val="0"/>
-          <w:i w:val="0"/>
-        </w:rPr>
-        <w:t>Contents\net48\build-info.json</w:t>
-      </w:r>
-      <w:r>
-        <w:rPr>
-          <w:b w:val="0"/>
-          <w:i w:val="0"/>
-        </w:rPr>
-        <w:t xml:space="preserve">: поля </w:t>
-      </w:r>
-      <w:r>
-        <w:rPr>
-          <w:rFonts w:ascii="Arial" w:hAnsi="Arial"/>
-          <w:b w:val="0"/>
-          <w:i w:val="0"/>
-        </w:rPr>
-        <w:t>build</w:t>
-      </w:r>
-      <w:r>
-        <w:rPr>
-          <w:b w:val="0"/>
-          <w:i w:val="0"/>
-        </w:rPr>
-        <w:t xml:space="preserve"> и </w:t>
-      </w:r>
-      <w:r>
-        <w:rPr>
-          <w:rFonts w:ascii="Arial" w:hAnsi="Arial"/>
-          <w:b w:val="0"/>
-          <w:i w:val="0"/>
-        </w:rPr>
-        <w:t>sha</w:t>
-      </w:r>
-      <w:r>
-        <w:rPr>
-          <w:b w:val="0"/>
-          <w:i w:val="0"/>
-        </w:rPr>
-        <w:t xml:space="preserve"> должны совпадать у всех трёх модулей: </w:t>
-      </w:r>
-      <w:r>
-        <w:rPr>
-          <w:rFonts w:ascii="Arial" w:hAnsi="Arial"/>
-          <w:b w:val="0"/>
-          <w:i w:val="0"/>
-        </w:rPr>
-        <w:t>build</w:t>
-      </w:r>
-      <w:r>
-        <w:rPr>
-          <w:b w:val="0"/>
-          <w:i w:val="0"/>
-        </w:rPr>
-        <w:t xml:space="preserve"> = </w:t>
-      </w:r>
-      <w:r>
-        <w:rPr>
-          <w:rFonts w:ascii="Arial" w:hAnsi="Arial"/>
-          <w:b w:val="0"/>
-          <w:i w:val="0"/>
-        </w:rPr>
-        <w:t>111</w:t>
-      </w:r>
-      <w:r>
-        <w:rPr>
-          <w:b w:val="0"/>
-          <w:i w:val="0"/>
-        </w:rPr>
-        <w:t xml:space="preserve">, а </w:t>
-      </w:r>
-      <w:r>
-        <w:rPr>
-          <w:rFonts w:ascii="Arial" w:hAnsi="Arial"/>
-          <w:b w:val="0"/>
-          <w:i w:val="0"/>
-        </w:rPr>
-        <w:t>sha</w:t>
-      </w:r>
-      <w:r>
-        <w:rPr>
-          <w:b w:val="0"/>
-          <w:i w:val="0"/>
-        </w:rPr>
-        <w:t xml:space="preserve"> — исходный коммит из описания build-111.</w:t>
-      </w:r>
-    </w:p>
-    <w:p>
-      <w:pPr>
-        <w:ind w:left="288" w:hanging="288"/>
-      </w:pPr>
-      <w:r>
-        <w:rPr>
-          <w:b w:val="0"/>
-          <w:i w:val="0"/>
-        </w:rPr>
-        <w:t xml:space="preserve">10. </w:t>
-      </w:r>
-      <w:r>
-        <w:rPr>
-          <w:b w:val="0"/>
-          <w:i w:val="0"/>
-        </w:rPr>
-        <w:t xml:space="preserve">На копии прежнего DWG сначала проверьте парный JSON. Для старой зоны без снимка выполните </w:t>
-      </w:r>
-      <w:r>
-        <w:rPr>
-          <w:b/>
-          <w:i w:val="0"/>
-        </w:rPr>
-        <w:t>ATFZONEACCEPT</w:t>
-      </w:r>
-      <w:r>
-        <w:rPr>
-          <w:b w:val="0"/>
-          <w:i w:val="0"/>
-        </w:rPr>
-        <w:t xml:space="preserve"> по разделу ниже; не создавайте поверх неё дубликат. Затем повторите </w:t>
-      </w:r>
-      <w:r>
-        <w:rPr>
-          <w:b/>
-          <w:i w:val="0"/>
-        </w:rPr>
-        <w:t>ATFZONE</w:t>
-      </w:r>
-      <w:r>
-        <w:rPr>
-          <w:b w:val="0"/>
-          <w:i w:val="0"/>
-        </w:rPr>
-        <w:t xml:space="preserve"> при изменённых контурах и </w:t>
-      </w:r>
-      <w:r>
-        <w:rPr>
-          <w:b/>
-          <w:i w:val="0"/>
-        </w:rPr>
-        <w:t>ATTILE</w:t>
-      </w:r>
-      <w:r>
-        <w:rPr>
-          <w:b w:val="0"/>
-          <w:i w:val="0"/>
-        </w:rPr>
-        <w:t xml:space="preserve"> с прежним образцом. Сохраните результат, полностью перезапустите AutoCAD и повторите проверку. Полный маршрут и ожидаемые результаты — в документе </w:t>
-      </w:r>
-      <w:r>
-        <w:rPr>
-          <w:b/>
-          <w:i w:val="0"/>
-        </w:rPr>
-        <w:t>Facades_User_Manual.docx</w:t>
-      </w:r>
-      <w:r>
-        <w:rPr>
-          <w:b w:val="0"/>
-          <w:i w:val="0"/>
-        </w:rPr>
-        <w:t>, который Денис передаёт вместе с этой инструкцией. Он также доступен в выпуске build-111.</w:t>
-      </w:r>
-    </w:p>
-    <w:p>
-      <w:r>
-        <w:rPr>
-          <w:b w:val="0"/>
-          <w:i w:val="0"/>
-        </w:rPr>
-        <w:t xml:space="preserve">Если раньше ставили плагины для всех пользователей, проверьте также </w:t>
+        <w:t xml:space="preserve"> быть не должно. Если раньше была общая установка, уберите дубли этих трёх модулей также из </w:t>
       </w:r>
       <w:r>
         <w:rPr>
@@ -868,7 +532,26 @@
           <w:b w:val="0"/>
           <w:i w:val="0"/>
         </w:rPr>
-        <w:t>: там не должно остаться вторых копий этих трёх модулей. Для общей установки может потребоваться администратор.</w:t>
+        <w:t>.</w:t>
+      </w:r>
+    </w:p>
+    <w:p>
+      <w:pPr>
+        <w:ind w:left="288" w:hanging="288"/>
+      </w:pPr>
+      <w:r>
+        <w:rPr>
+          <w:b w:val="0"/>
+          <w:i w:val="0"/>
+        </w:rPr>
+        <w:t xml:space="preserve">5. </w:t>
+      </w:r>
+      <w:r>
+        <w:rPr>
+          <w:b w:val="0"/>
+          <w:i w:val="0"/>
+        </w:rPr>
+        <w:t>Запустите AutoCAD. При запросе доверия проверьте путь к новым файлам и разрешите их загрузку. Глобальную защиту загрузки не отключайте.</w:t>
       </w:r>
     </w:p>
     <w:p>
@@ -876,7 +559,7 @@
         <w:pStyle w:val="Heading1"/>
       </w:pPr>
       <w:r>
-        <w:t>Что проверять после установки</w:t>
+        <w:t>Проверить загрузку</w:t>
       </w:r>
     </w:p>
     <w:p>
@@ -885,28 +568,95 @@
           <w:b w:val="0"/>
           <w:i w:val="0"/>
         </w:rPr>
-        <w:t xml:space="preserve">Сначала пройдите основную цепочку: </w:t>
+        <w:t xml:space="preserve">Нажмите </w:t>
       </w:r>
       <w:r>
         <w:rPr>
           <w:b/>
           <w:i w:val="0"/>
         </w:rPr>
-        <w:t>ATFZONE → ATTILE → ATFRAME → ведомости → сохранить → закрыть → открыть</w:t>
+        <w:t>F2</w:t>
       </w:r>
       <w:r>
         <w:rPr>
           <w:b w:val="0"/>
           <w:i w:val="0"/>
         </w:rPr>
-        <w:t xml:space="preserve">. Затем повторите 17 сценариев раздела 2.3 полного руководства. Особо проверьте прежние отказы </w:t>
+        <w:t xml:space="preserve">: должны загрузиться AFacades, AClad и AFrame без предупреждения о смешанных версиях. В каждой папке откройте </w:t>
+      </w:r>
+      <w:r>
+        <w:rPr>
+          <w:rFonts w:ascii="Arial" w:hAnsi="Arial"/>
+          <w:b w:val="0"/>
+          <w:i w:val="0"/>
+        </w:rPr>
+        <w:t>Contents\net48\build-info.json</w:t>
+      </w:r>
+      <w:r>
+        <w:rPr>
+          <w:b w:val="0"/>
+          <w:i w:val="0"/>
+        </w:rPr>
+        <w:t xml:space="preserve">: </w:t>
       </w:r>
       <w:r>
         <w:rPr>
           <w:b/>
           <w:i w:val="0"/>
         </w:rPr>
-        <w:t>245×35,85</w:t>
+        <w:t>build = 112</w:t>
+      </w:r>
+      <w:r>
+        <w:rPr>
+          <w:b w:val="0"/>
+          <w:i w:val="0"/>
+        </w:rPr>
+        <w:t xml:space="preserve">, а полный </w:t>
+      </w:r>
+      <w:r>
+        <w:rPr>
+          <w:rFonts w:ascii="Arial" w:hAnsi="Arial"/>
+          <w:b w:val="0"/>
+          <w:i w:val="0"/>
+        </w:rPr>
+        <w:t>sha</w:t>
+      </w:r>
+      <w:r>
+        <w:rPr>
+          <w:b w:val="0"/>
+          <w:i w:val="0"/>
+        </w:rPr>
+        <w:t xml:space="preserve"> одинаков во всех трёх файлах и совпадает с описанием выпуска. Значение пакета 0.1.0 номер выпуска не определяет.</w:t>
+      </w:r>
+    </w:p>
+    <w:p>
+      <w:r>
+        <w:rPr>
+          <w:b w:val="0"/>
+          <w:i w:val="0"/>
+        </w:rPr>
+        <w:t xml:space="preserve">Введите </w:t>
+      </w:r>
+      <w:r>
+        <w:rPr>
+          <w:b/>
+          <w:i w:val="0"/>
+        </w:rPr>
+        <w:t>ATFZONE</w:t>
+      </w:r>
+      <w:r>
+        <w:rPr>
+          <w:b w:val="0"/>
+          <w:i w:val="0"/>
+        </w:rPr>
+        <w:t xml:space="preserve">, затем Esc; повторите для </w:t>
+      </w:r>
+      <w:r>
+        <w:rPr>
+          <w:b/>
+          <w:i w:val="0"/>
+        </w:rPr>
+        <w:t>ATTILE</w:t>
       </w:r>
       <w:r>
         <w:rPr>
@@ -920,14 +670,23 @@
           <w:b/>
           <w:i w:val="0"/>
         </w:rPr>
-        <w:t>821,87×600 мм</w:t>
+        <w:t>ATFRAME</w:t>
       </w:r>
       <w:r>
         <w:rPr>
           <w:b w:val="0"/>
           <w:i w:val="0"/>
         </w:rPr>
-        <w:t>: нужный размер должен действительно построиться. Если он снова округляется или команда отказывает, сохраните F2 и отметьте сценарий как непройденный.</w:t>
+        <w:t>. Команды должны распознаться. Если меню не появилось, сохраните F2 и точную версию AutoCAD; профиль и чужие меню не удаляйте.</w:t>
+      </w:r>
+    </w:p>
+    <w:p>
+      <w:pPr>
+        <w:pStyle w:val="Heading1"/>
+        <w:pageBreakBefore/>
+      </w:pPr>
+      <w:r>
+        <w:t>Короткая проверка после установки</w:t>
       </w:r>
     </w:p>
     <w:p>
@@ -936,104 +695,21 @@
           <w:b w:val="0"/>
           <w:i w:val="0"/>
         </w:rPr>
-        <w:t xml:space="preserve">Для динамического узла распакуйте отдельно переданный тестовый ZIP с инструкцией и LISP. После APPLOAD проверьте редакцию автора </w:t>
+        <w:t xml:space="preserve">Работайте с копией DWG и парным JSON. Пройдите </w:t>
       </w:r>
       <w:r>
         <w:rPr>
           <w:b/>
           <w:i w:val="0"/>
         </w:rPr>
-        <w:t>2026-10-08.2</w:t>
+        <w:t>ATFZONE → ATTILE → ATFRAME → ATFTABLE → сохранить → закрыть → открыть</w:t>
       </w:r>
       <w:r>
         <w:rPr>
           <w:b w:val="0"/>
           <w:i w:val="0"/>
         </w:rPr>
-        <w:t xml:space="preserve"> в F2. В трёх установочных ZIP нет готового проверенного DWG узла. </w:t>
-      </w:r>
-      <w:r>
-        <w:rPr>
-          <w:rFonts w:ascii="Arial" w:hAnsi="Arial"/>
-          <w:b w:val="0"/>
-          <w:i w:val="0"/>
-        </w:rPr>
-        <w:t>ATFNODE</w:t>
-      </w:r>
-      <w:r>
-        <w:rPr>
-          <w:b w:val="0"/>
-          <w:i w:val="0"/>
-        </w:rPr>
-        <w:t xml:space="preserve"> строит справочную схему слоёв; библиотека использует </w:t>
-      </w:r>
-      <w:r>
-        <w:rPr>
-          <w:rFonts w:ascii="Arial" w:hAnsi="Arial"/>
-          <w:b w:val="0"/>
-          <w:i w:val="0"/>
-        </w:rPr>
-        <w:t>ATFNODEIMPORT</w:t>
-      </w:r>
-      <w:r>
-        <w:rPr>
-          <w:b w:val="0"/>
-          <w:i w:val="0"/>
-        </w:rPr>
-        <w:t xml:space="preserve">, </w:t>
-      </w:r>
-      <w:r>
-        <w:rPr>
-          <w:rFonts w:ascii="Arial" w:hAnsi="Arial"/>
-          <w:b w:val="0"/>
-          <w:i w:val="0"/>
-        </w:rPr>
-        <w:t>ATFNODEEDIT</w:t>
-      </w:r>
-      <w:r>
-        <w:rPr>
-          <w:b w:val="0"/>
-          <w:i w:val="0"/>
-        </w:rPr>
-        <w:t xml:space="preserve">, </w:t>
-      </w:r>
-      <w:r>
-        <w:rPr>
-          <w:rFonts w:ascii="Arial" w:hAnsi="Arial"/>
-          <w:b w:val="0"/>
-          <w:i w:val="0"/>
-        </w:rPr>
-        <w:t>ATFNODEDEMO</w:t>
-      </w:r>
-      <w:r>
-        <w:rPr>
-          <w:b w:val="0"/>
-          <w:i w:val="0"/>
-        </w:rPr>
-        <w:t xml:space="preserve"> и </w:t>
-      </w:r>
-      <w:r>
-        <w:rPr>
-          <w:rFonts w:ascii="Arial" w:hAnsi="Arial"/>
-          <w:b w:val="0"/>
-          <w:i w:val="0"/>
-        </w:rPr>
-        <w:t>ATFNODETEST</w:t>
-      </w:r>
-      <w:r>
-        <w:rPr>
-          <w:b w:val="0"/>
-          <w:i w:val="0"/>
-        </w:rPr>
-        <w:t>. После создания узла измените три экземпляра из пяти и проверьте геометрию, размеры и марки; два остальных должны остаться прежними. Повторите проверку после сохранения и открытия.</w:t>
-      </w:r>
-    </w:p>
-    <w:p>
-      <w:pPr>
-        <w:pStyle w:val="Heading1"/>
-      </w:pPr>
-      <w:r>
-        <w:t>Открыть прежний чертёж</w:t>
+        <w:t>. Старую зону без снимка сначала примите через ATFZONEACCEPT по полному руководству. Undo не восстанавливает внешний JSON: при откате возвращайте резервную пару вместе.</w:t>
       </w:r>
     </w:p>
     <w:p>
@@ -1042,66 +718,49 @@
           <w:b w:val="0"/>
           <w:i w:val="0"/>
         </w:rPr>
-        <w:t xml:space="preserve">Работайте сначала с копией. Держите DWG и его </w:t>
+        <w:t xml:space="preserve">В ATFRAME выберите вертикальную систему и «внешние углы здания». Укажите левую наружную границу учебной стены, завершите выбор Enter и задайте вынос </w:t>
       </w:r>
       <w:r>
         <w:rPr>
-          <w:rFonts w:ascii="Arial" w:hAnsi="Arial"/>
-          <w:b w:val="0"/>
+          <w:b/>
           <w:i w:val="0"/>
         </w:rPr>
-        <w:t>_fzones.json</w:t>
+        <w:t>L = 230 мм</w:t>
       </w:r>
       <w:r>
         <w:rPr>
           <w:b w:val="0"/>
           <w:i w:val="0"/>
         </w:rPr>
-        <w:t xml:space="preserve"> вместе. Если использовали </w:t>
+        <w:t xml:space="preserve">, если он ещё не задан параметрами проекта. Ожидаются ось на границе и вторая ось </w:t>
       </w:r>
       <w:r>
         <w:rPr>
           <w:b/>
           <w:i w:val="0"/>
         </w:rPr>
-        <w:t>Сохранить как</w:t>
+        <w:t>330 мм внутрь</w:t>
       </w:r>
       <w:r>
         <w:rPr>
           <w:b w:val="0"/>
           <w:i w:val="0"/>
         </w:rPr>
-        <w:t xml:space="preserve">, скопируйте исходный JSON и переименуйте копию под новый DWG: например, </w:t>
+        <w:t xml:space="preserve">; швеллер </w:t>
       </w:r>
       <w:r>
         <w:rPr>
-          <w:rFonts w:ascii="Arial" w:hAnsi="Arial"/>
-          <w:b w:val="0"/>
+          <w:b/>
           <w:i w:val="0"/>
         </w:rPr>
-        <w:t>Фасад_тест.dwg</w:t>
+        <w:t>430×100 мм</w:t>
       </w:r>
       <w:r>
         <w:rPr>
           <w:b w:val="0"/>
           <w:i w:val="0"/>
         </w:rPr>
-        <w:t xml:space="preserve"> и </w:t>
-      </w:r>
-      <w:r>
-        <w:rPr>
-          <w:rFonts w:ascii="Arial" w:hAnsi="Arial"/>
-          <w:b w:val="0"/>
-          <w:i w:val="0"/>
-        </w:rPr>
-        <w:t>Фасад_тест_fzones.json</w:t>
-      </w:r>
-      <w:r>
-        <w:rPr>
-          <w:b w:val="0"/>
-          <w:i w:val="0"/>
-        </w:rPr>
-        <w:t>. Автоматического переименования JSON пока нет.</w:t>
+        <w:t xml:space="preserve"> выходит на 50 мм за каждую ось, его середина по высоте совпадает с кронштейнами. Это согласованная условная схема; реальные монтажные смещения не моделируются. В ортогональной и межэтажной схемах первый ряд находится на 330 мм внутрь, швеллера нет.</w:t>
       </w:r>
     </w:p>
     <w:p>
@@ -1110,35 +769,21 @@
           <w:b w:val="0"/>
           <w:i w:val="0"/>
         </w:rPr>
-        <w:t xml:space="preserve">Если программа сообщает, что у старой зоны нет сохранённого снимка контуров, запустите </w:t>
+        <w:t xml:space="preserve">Все 23 контрольных сценария, включая прежние дробные размеры, отмену, ведомости, повторное открытие и библиотечный узел, приведены в </w:t>
       </w:r>
       <w:r>
         <w:rPr>
           <w:b/>
           <w:i w:val="0"/>
         </w:rPr>
-        <w:t>ATFZONEACCEPT</w:t>
+        <w:t>Facades_User_Manual.docx</w:t>
       </w:r>
       <w:r>
         <w:rPr>
           <w:b w:val="0"/>
           <w:i w:val="0"/>
         </w:rPr>
-        <w:t xml:space="preserve"> или нажмите </w:t>
-      </w:r>
-      <w:r>
-        <w:rPr>
-          <w:b/>
-          <w:i w:val="0"/>
-        </w:rPr>
-        <w:t>Принять старую зону</w:t>
-      </w:r>
-      <w:r>
-        <w:rPr>
-          <w:b w:val="0"/>
-          <w:i w:val="0"/>
-        </w:rPr>
-        <w:t xml:space="preserve"> на ленте. Проверьте контуры и подтвердите принятие их текущей геометрии. Исходный JSON обязателен. Команда сохраняет объекты и марку зоны; облицовку, каркас и ведомости после неё пересчитайте. Повреждённые или неоднозначно скопированные зоны автоматически не принимаются.</w:t>
+        <w:t>, передаваемом вместе с этой памяткой. В установочных ZIP нет готового проверенного DWG динамического узла; ранее переданный закрытый тестовый комплект остаётся отдельным.</w:t>
       </w:r>
     </w:p>
     <w:p>
@@ -1147,183 +792,22 @@
           <w:b/>
           <w:i w:val="0"/>
         </w:rPr>
-        <w:t>Undo не возвращает внешний JSON.</w:t>
+        <w:t>Статус проверки.</w:t>
       </w:r>
       <w:r>
         <w:rPr>
           <w:b w:val="0"/>
           <w:i w:val="0"/>
         </w:rPr>
-        <w:t xml:space="preserve"> Для полного отката восстановите резервную пару DWG и JSON вместе.</w:t>
+        <w:t xml:space="preserve"> Программные и синтетические проверки пройдены. Полный проход этого выпуска в AutoCAD ещё не выполнен. Прежний отказ ATTILE на типовом динамическом блоке остаётся незакрытым; в №112 улучшена диагностика причины. Отказ обычного построения не считается успешной проверкой.</w:t>
       </w:r>
     </w:p>
     <w:p>
       <w:pPr>
         <w:pStyle w:val="Heading1"/>
-        <w:pageBreakBefore/>
       </w:pPr>
       <w:r>
-        <w:t>Если возникла проблема</w:t>
-      </w:r>
-    </w:p>
-    <w:p>
-      <w:pPr>
-        <w:ind w:left="288" w:hanging="288"/>
-      </w:pPr>
-      <w:r>
-        <w:rPr>
-          <w:b w:val="0"/>
-          <w:i w:val="0"/>
-        </w:rPr>
-        <w:t xml:space="preserve">• </w:t>
-      </w:r>
-      <w:r>
-        <w:rPr>
-          <w:b/>
-          <w:i w:val="0"/>
-        </w:rPr>
-        <w:t>Панель снова пропала.</w:t>
-      </w:r>
-      <w:r>
-        <w:rPr>
-          <w:b w:val="0"/>
-          <w:i w:val="0"/>
-        </w:rPr>
-        <w:t xml:space="preserve"> Скопируйте F2 после запуска и укажите, какая панель отсутствует. Диагностика загрузки панелей и исправление очистки меню сохранены. Сообщение </w:t>
-      </w:r>
-      <w:r>
-        <w:rPr>
-          <w:rFonts w:ascii="Arial" w:hAnsi="Arial"/>
-          <w:b w:val="0"/>
-          <w:i w:val="0"/>
-        </w:rPr>
-        <w:t>ACAD:Фасады</w:t>
-      </w:r>
-      <w:r>
-        <w:rPr>
-          <w:b w:val="0"/>
-          <w:i w:val="0"/>
-        </w:rPr>
-        <w:t>, если оно повторится, фиксируйте отдельно; оно ещё не признано устранённым в живом AutoCAD.</w:t>
-      </w:r>
-    </w:p>
-    <w:p>
-      <w:pPr>
-        <w:ind w:left="288" w:hanging="288"/>
-      </w:pPr>
-      <w:r>
-        <w:rPr>
-          <w:b w:val="0"/>
-          <w:i w:val="0"/>
-        </w:rPr>
-        <w:t xml:space="preserve">• </w:t>
-      </w:r>
-      <w:r>
-        <w:rPr>
-          <w:b/>
-          <w:i w:val="0"/>
-        </w:rPr>
-        <w:t>Команда неизвестна или вкладки нет.</w:t>
-      </w:r>
-      <w:r>
-        <w:rPr>
-          <w:b w:val="0"/>
-          <w:i w:val="0"/>
-        </w:rPr>
-        <w:t xml:space="preserve"> Проверьте версию AutoCAD, структуру трёх папок, наличие </w:t>
-      </w:r>
-      <w:r>
-        <w:rPr>
-          <w:rFonts w:ascii="Arial" w:hAnsi="Arial"/>
-          <w:b w:val="0"/>
-          <w:i w:val="0"/>
-        </w:rPr>
-        <w:t>PackageContents.xml</w:t>
-      </w:r>
-      <w:r>
-        <w:rPr>
-          <w:b w:val="0"/>
-          <w:i w:val="0"/>
-        </w:rPr>
-        <w:t>, сообщения F2 и доверие к файлам. После исправления полностью перезапустите AutoCAD.</w:t>
-      </w:r>
-    </w:p>
-    <w:p>
-      <w:pPr>
-        <w:ind w:left="288" w:hanging="288"/>
-      </w:pPr>
-      <w:r>
-        <w:rPr>
-          <w:b w:val="0"/>
-          <w:i w:val="0"/>
-        </w:rPr>
-        <w:t xml:space="preserve">• </w:t>
-      </w:r>
-      <w:r>
-        <w:rPr>
-          <w:b/>
-          <w:i w:val="0"/>
-        </w:rPr>
-        <w:t>Версии различаются.</w:t>
-      </w:r>
-      <w:r>
-        <w:rPr>
-          <w:b w:val="0"/>
-          <w:i w:val="0"/>
-        </w:rPr>
-        <w:t xml:space="preserve"> Закройте AutoCAD, уберите дубли и снова установите три папки одного выпуска. Не продолжайте тест со смешанным комплектом.</w:t>
-      </w:r>
-    </w:p>
-    <w:p>
-      <w:pPr>
-        <w:ind w:left="288" w:hanging="288"/>
-      </w:pPr>
-      <w:r>
-        <w:rPr>
-          <w:b w:val="0"/>
-          <w:i w:val="0"/>
-        </w:rPr>
-        <w:t xml:space="preserve">• </w:t>
-      </w:r>
-      <w:r>
-        <w:rPr>
-          <w:b/>
-          <w:i w:val="0"/>
-        </w:rPr>
-        <w:t>Файл заблокирован.</w:t>
-      </w:r>
-      <w:r>
-        <w:rPr>
-          <w:b w:val="0"/>
-          <w:i w:val="0"/>
-        </w:rPr>
-        <w:t xml:space="preserve"> Передайте администратору точное сообщение. При необходимости он добавит доверие только к проверенному каталогу, сохраняя общую защиту.</w:t>
-      </w:r>
-    </w:p>
-    <w:p>
-      <w:pPr>
-        <w:ind w:left="288" w:hanging="288"/>
-      </w:pPr>
-      <w:r>
-        <w:rPr>
-          <w:b w:val="0"/>
-          <w:i w:val="0"/>
-        </w:rPr>
-        <w:t xml:space="preserve">• </w:t>
-      </w:r>
-      <w:r>
-        <w:rPr>
-          <w:b/>
-          <w:i w:val="0"/>
-        </w:rPr>
-        <w:t>Нужен прежний выпуск.</w:t>
-      </w:r>
-      <w:r>
-        <w:rPr>
-          <w:b w:val="0"/>
-          <w:i w:val="0"/>
-        </w:rPr>
-        <w:t xml:space="preserve"> Закройте AutoCAD и верните три резервные папки целиком. При откате чертежа восстановите также его парный JSON.</w:t>
+        <w:t>Если возникла ошибка</w:t>
       </w:r>
     </w:p>
     <w:p>
@@ -1332,7 +816,21 @@
           <w:b w:val="0"/>
           <w:i w:val="0"/>
         </w:rPr>
-        <w:t>Для разбора ошибки передайте Денису номер выпуска, версию AutoCAD, команду, последний шаг и весь текст F2. При ATTILE сохраните строки с запрошенным/фактическим размером, типом свойства, единицами и допустимыми значениями. Для автора узла нужны также AFN STAGE, AFN COMMAND, AFN LAST PROMPT и UNDOCTL. Приложите разрешённую к передаче копию DWG вместе с её JSON.</w:t>
+        <w:t xml:space="preserve">Передайте Денису номер 112, точную версию AutoCAD, команду, последовательность действий и </w:t>
+      </w:r>
+      <w:r>
+        <w:rPr>
+          <w:b/>
+          <w:i w:val="0"/>
+        </w:rPr>
+        <w:t>весь текст F2</w:t>
+      </w:r>
+      <w:r>
+        <w:rPr>
+          <w:b w:val="0"/>
+          <w:i w:val="0"/>
+        </w:rPr>
+        <w:t>. Для ATTILE нужны исходная причина, имя свойства, запрошенный и полученный размеры. Приложите разрешённую к передаче копию DWG и JSON. Если нужен откат, закройте AutoCAD и верните три резервные папки целиком.</w:t>
       </w:r>
     </w:p>
     <w:sectPr>

--- a/docs/user/Install_AutoCAD_2024.docx
+++ b/docs/user/Install_AutoCAD_2024.docx
@@ -23,7 +23,7 @@
           <w:b/>
           <w:i w:val="0"/>
         </w:rPr>
-        <w:t>build-112 от 15 октября 2026 года</w:t>
+        <w:t>build-113 от 28 октября 2026 года</w:t>
       </w:r>
       <w:r>
         <w:rPr>
@@ -55,7 +55,7 @@
             <w:color w:val="000000"/>
             <w:u w:val="single"/>
           </w:rPr>
-          <w:t>выпуск build-112 на GitHub</w:t>
+          <w:t>выпуск build-113 на GitHub</w:t>
         </w:r>
       </w:hyperlink>
       <w:r>
@@ -604,7 +604,7 @@
           <w:b/>
           <w:i w:val="0"/>
         </w:rPr>
-        <w:t>build = 112</w:t>
+        <w:t>build = 113</w:t>
       </w:r>
       <w:r>
         <w:rPr>
@@ -715,6 +715,22 @@
     <w:p>
       <w:r>
         <w:rPr>
+          <w:b/>
+          <w:i w:val="0"/>
+        </w:rPr>
+        <w:t>Новое в №113.</w:t>
+      </w:r>
+      <w:r>
+        <w:rPr>
+          <w:b w:val="0"/>
+          <w:i w:val="0"/>
+        </w:rPr>
+        <w:t xml:space="preserve"> Если ATFZONE сообщит «Контуры не в плоскости XY с Z = 0» и спросит «Перенести эти контуры на Z = 0 и продолжить?», нажмите Enter («Да»). Так исправлен отказ «поддерживается только плоскость XY с Z = 0» на контурах с ненулевым «Уровнем» или развёрнутых: вид контура в плане не меняется, отмена U возвращает всё. Проверьте это на том контуре, где прежде была ошибка.</w:t>
+      </w:r>
+    </w:p>
+    <w:p>
+      <w:r>
+        <w:rPr>
           <w:b w:val="0"/>
           <w:i w:val="0"/>
         </w:rPr>
@@ -769,7 +785,7 @@
           <w:b w:val="0"/>
           <w:i w:val="0"/>
         </w:rPr>
-        <w:t xml:space="preserve">Все 23 контрольных сценария, включая прежние дробные размеры, отмену, ведомости, повторное открытие и библиотечный узел, приведены в </w:t>
+        <w:t xml:space="preserve">Все 24 контрольных сценария, включая прежние дробные размеры, отмену, ведомости, повторное открытие и библиотечный узел, приведены в </w:t>
       </w:r>
       <w:r>
         <w:rPr>
@@ -799,7 +815,7 @@
           <w:b w:val="0"/>
           <w:i w:val="0"/>
         </w:rPr>
-        <w:t xml:space="preserve"> Программные и синтетические проверки пройдены. Полный проход этого выпуска в AutoCAD ещё не выполнен. Прежний отказ ATTILE на типовом динамическом блоке остаётся незакрытым; в №112 улучшена диагностика причины. Отказ обычного построения не считается успешной проверкой.</w:t>
+        <w:t xml:space="preserve"> Программные и синтетические проверки пройдены. Полный проход этого выпуска в AutoCAD ещё не выполнен. Прежний отказ ATTILE на типовом динамическом блоке остаётся незакрытым (в №112 улучшена диагностика причины). Отказ обычного построения не считается успешной проверкой.</w:t>
       </w:r>
     </w:p>
     <w:p>
@@ -816,7 +832,7 @@
           <w:b w:val="0"/>
           <w:i w:val="0"/>
         </w:rPr>
-        <w:t xml:space="preserve">Передайте Денису номер 112, точную версию AutoCAD, команду, последовательность действий и </w:t>
+        <w:t xml:space="preserve">Передайте Денису номер 113, точную версию AutoCAD, команду, последовательность действий и </w:t>
       </w:r>
       <w:r>
         <w:rPr>
